--- a/Symphony/outputs/reports/Cases_Management_Report_Completed_filled_backup.docx
+++ b/Symphony/outputs/reports/Cases_Management_Report_Completed_filled_backup.docx
@@ -125,9 +125,8 @@
                 <w:szCs w:val="34"/>
               </w:rPr>
             </w:r>
-            <w:r/>
             <w:r>
-              <w:t>958</w:t>
+              <w:t>257</w:t>
             </w:r>
           </w:p>
         </w:tc>
@@ -186,9 +185,8 @@
                 <w:szCs w:val="34"/>
               </w:rPr>
             </w:r>
-            <w:r/>
             <w:r>
-              <w:t>Open: 58 / Resolved: 900</w:t>
+              <w:t>25</w:t>
             </w:r>
           </w:p>
         </w:tc>
@@ -228,9 +226,8 @@
                 <w:sz w:val="34"/>
               </w:rPr>
             </w:r>
-            <w:r/>
             <w:r>
-              <w:t>Median: 2 days, 1 hrs, 10 mins; P90: 20 days, 16 hrs, 45 mins</w:t>
+              <w:t>3 days, 17 hrs, 44 mins</w:t>
             </w:r>
           </w:p>
         </w:tc>
@@ -256,9 +253,8 @@
                 <w:sz w:val="34"/>
               </w:rPr>
             </w:r>
-            <w:r/>
             <w:r>
-              <w:t>Audit / IG / access investigation</w:t>
+              <w:t>Integration &amp; Interfaces / Third-Party Systems</w:t>
             </w:r>
           </w:p>
         </w:tc>
@@ -426,10 +422,8 @@
                 <w:sz w:val="21"/>
               </w:rPr>
             </w:r>
-            <w:r/>
             <w:r>
-              <w:t>Total cases in period: 958. Open cases: 58; Closed: 900. Median time to resolution: 2 days, 1 hrs, 10 mins. P90 time to resolution: 20 days, 16 hrs, 45 mins. Top trend by volume: Audit / IG / access investigation. Average SLA business time: 1 days, 1 hrs, 56 mins.</w:t>
-              <w:br/>
+              <w:t>{Executive summary}</w:t>
             </w:r>
           </w:p>
           <w:p>
@@ -1115,7 +1109,7 @@
             <w:r>
               <w:drawing>
                 <wp:inline xmlns:a="http://schemas.openxmlformats.org/drawingml/2006/main" xmlns:pic="http://schemas.openxmlformats.org/drawingml/2006/picture">
-                  <wp:extent cx="2743200" cy="1097280"/>
+                  <wp:extent cx="5486400" cy="2194560"/>
                   <wp:docPr id="1" name="Picture 1"/>
                   <wp:cNvGraphicFramePr>
                     <a:graphicFrameLocks noChangeAspect="1"/>
@@ -1136,7 +1130,7 @@
                         <pic:spPr>
                           <a:xfrm>
                             <a:off x="0" y="0"/>
-                            <a:ext cx="2743200" cy="1097280"/>
+                            <a:ext cx="5486400" cy="2194560"/>
                           </a:xfrm>
                           <a:prstGeom prst="rect"/>
                         </pic:spPr>
@@ -1161,7 +1155,7 @@
             <w:r>
               <w:drawing>
                 <wp:inline xmlns:a="http://schemas.openxmlformats.org/drawingml/2006/main" xmlns:pic="http://schemas.openxmlformats.org/drawingml/2006/picture">
-                  <wp:extent cx="2743200" cy="1371600"/>
+                  <wp:extent cx="5486400" cy="2743200"/>
                   <wp:docPr id="2" name="Picture 2"/>
                   <wp:cNvGraphicFramePr>
                     <a:graphicFrameLocks noChangeAspect="1"/>
@@ -1182,7 +1176,7 @@
                         <pic:spPr>
                           <a:xfrm>
                             <a:off x="0" y="0"/>
-                            <a:ext cx="2743200" cy="1371600"/>
+                            <a:ext cx="5486400" cy="2743200"/>
                           </a:xfrm>
                           <a:prstGeom prst="rect"/>
                         </pic:spPr>
@@ -2355,7 +2349,7 @@
             <w:r>
               <w:drawing>
                 <wp:inline xmlns:a="http://schemas.openxmlformats.org/drawingml/2006/main" xmlns:pic="http://schemas.openxmlformats.org/drawingml/2006/picture">
-                  <wp:extent cx="2743200" cy="1828800"/>
+                  <wp:extent cx="5486400" cy="3657600"/>
                   <wp:docPr id="3" name="Picture 3"/>
                   <wp:cNvGraphicFramePr>
                     <a:graphicFrameLocks noChangeAspect="1"/>
@@ -2376,7 +2370,7 @@
                         <pic:spPr>
                           <a:xfrm>
                             <a:off x="0" y="0"/>
-                            <a:ext cx="2743200" cy="1828800"/>
+                            <a:ext cx="5486400" cy="3657600"/>
                           </a:xfrm>
                           <a:prstGeom prst="rect"/>
                         </pic:spPr>

--- a/Symphony/outputs/reports/Cases_Management_Report_Completed_filled_backup.docx
+++ b/Symphony/outputs/reports/Cases_Management_Report_Completed_filled_backup.docx
@@ -126,7 +126,7 @@
               </w:rPr>
             </w:r>
             <w:r>
-              <w:t>257</w:t>
+              <w:t>210</w:t>
             </w:r>
           </w:p>
         </w:tc>
@@ -186,7 +186,7 @@
               </w:rPr>
             </w:r>
             <w:r>
-              <w:t>25</w:t>
+              <w:t>24</w:t>
             </w:r>
           </w:p>
         </w:tc>
@@ -227,7 +227,7 @@
               </w:rPr>
             </w:r>
             <w:r>
-              <w:t>3 days, 17 hrs, 44 mins</w:t>
+              <w:t>1 days, 20 hrs, 57 mins</w:t>
             </w:r>
           </w:p>
         </w:tc>
